--- a/Comag_Pub/Q&A/Q&A_E2.docx
+++ b/Comag_Pub/Q&A/Q&A_E2.docx
@@ -632,42 +632,90 @@
         </w:rPr>
         <w:t>.</w:t>
       </w:r>
-    </w:p>
-    <w:p>
-      <w:pPr>
-        <w:spacing w:afterLines="50" w:after="156"/>
-        <w:rPr>
-          <w:rFonts w:ascii="Times New Roman" w:eastAsia="华文宋体" w:hAnsi="Times New Roman" w:cs="Times New Roman"/>
-        </w:rPr>
-      </w:pPr>
-      <w:ins w:id="1" w:author="唐延宇" w:date="2026-04-05T21:30:00Z">
-        <w:r>
-          <w:rPr>
-            <w:rFonts w:ascii="Times New Roman" w:eastAsia="华文宋体" w:hAnsi="Times New Roman" w:cs="Times New Roman" w:hint="eastAsia"/>
-          </w:rPr>
-          <w:t>文章里面加一句，</w:t>
-        </w:r>
-      </w:ins>
-      <w:ins w:id="2" w:author="唐延宇" w:date="2026-04-05T21:31:00Z">
-        <w:r>
-          <w:rPr>
-            <w:rFonts w:ascii="Times New Roman" w:eastAsia="华文宋体" w:hAnsi="Times New Roman" w:cs="Times New Roman" w:hint="eastAsia"/>
-          </w:rPr>
-          <w:t>按照</w:t>
-        </w:r>
-        <w:r>
-          <w:rPr>
-            <w:rFonts w:ascii="Times New Roman" w:eastAsia="华文宋体" w:hAnsi="Times New Roman" w:cs="Times New Roman" w:hint="eastAsia"/>
-          </w:rPr>
-          <w:t>referee</w:t>
-        </w:r>
-        <w:r>
-          <w:rPr>
-            <w:rFonts w:ascii="Times New Roman" w:eastAsia="华文宋体" w:hAnsi="Times New Roman" w:cs="Times New Roman" w:hint="eastAsia"/>
-          </w:rPr>
-          <w:t>意见改进</w:t>
-        </w:r>
-      </w:ins>
+      <w:r>
+        <w:rPr>
+          <w:rFonts w:ascii="Times New Roman" w:eastAsia="华文宋体" w:hAnsi="Times New Roman" w:cs="Times New Roman"/>
+        </w:rPr>
+        <w:t xml:space="preserve"> </w:t>
+      </w:r>
+      <w:r>
+        <w:rPr>
+          <w:rFonts w:ascii="Times New Roman" w:eastAsia="华文宋体" w:hAnsi="Times New Roman" w:cs="Times New Roman"/>
+        </w:rPr>
+        <w:t xml:space="preserve">Additional details have been added </w:t>
+      </w:r>
+      <w:r>
+        <w:rPr>
+          <w:rFonts w:ascii="Times New Roman" w:eastAsia="华文宋体" w:hAnsi="Times New Roman" w:cs="Times New Roman"/>
+        </w:rPr>
+        <w:t>in</w:t>
+      </w:r>
+      <w:r>
+        <w:rPr>
+          <w:rFonts w:ascii="Times New Roman" w:eastAsia="华文宋体" w:hAnsi="Times New Roman" w:cs="Times New Roman"/>
+        </w:rPr>
+        <w:t xml:space="preserve"> the “</w:t>
+      </w:r>
+      <w:r>
+        <w:rPr>
+          <w:rFonts w:ascii="Times New Roman" w:eastAsia="华文宋体" w:hAnsi="Times New Roman" w:cs="Times New Roman"/>
+        </w:rPr>
+        <w:t>Introduction</w:t>
+      </w:r>
+      <w:r>
+        <w:rPr>
+          <w:rFonts w:ascii="Times New Roman" w:eastAsia="华文宋体" w:hAnsi="Times New Roman" w:cs="Times New Roman"/>
+        </w:rPr>
+        <w:t>”</w:t>
+      </w:r>
+      <w:r>
+        <w:rPr>
+          <w:rFonts w:ascii="Times New Roman" w:eastAsia="华文宋体" w:hAnsi="Times New Roman" w:cs="Times New Roman"/>
+        </w:rPr>
+        <w:t xml:space="preserve"> section of the </w:t>
+      </w:r>
+      <w:r>
+        <w:rPr>
+          <w:rFonts w:ascii="Times New Roman" w:eastAsia="华文宋体" w:hAnsi="Times New Roman" w:cs="Times New Roman"/>
+        </w:rPr>
+        <w:t>m</w:t>
+      </w:r>
+      <w:r>
+        <w:rPr>
+          <w:rFonts w:ascii="Times New Roman" w:eastAsia="华文宋体" w:hAnsi="Times New Roman" w:cs="Times New Roman"/>
+        </w:rPr>
+        <w:t xml:space="preserve">ain </w:t>
+      </w:r>
+      <w:r>
+        <w:rPr>
+          <w:rFonts w:ascii="Times New Roman" w:eastAsia="华文宋体" w:hAnsi="Times New Roman" w:cs="Times New Roman"/>
+        </w:rPr>
+        <w:t>t</w:t>
+      </w:r>
+      <w:r>
+        <w:rPr>
+          <w:rFonts w:ascii="Times New Roman" w:eastAsia="华文宋体" w:hAnsi="Times New Roman" w:cs="Times New Roman"/>
+        </w:rPr>
+        <w:t>ext</w:t>
+      </w:r>
+      <w:r>
+        <w:rPr>
+          <w:rFonts w:ascii="Times New Roman" w:eastAsia="华文宋体" w:hAnsi="Times New Roman" w:cs="Times New Roman"/>
+        </w:rPr>
+        <w:t xml:space="preserve"> on page </w:t>
+      </w:r>
+      <w:r>
+        <w:rPr>
+          <w:rFonts w:ascii="Times New Roman" w:eastAsia="华文宋体" w:hAnsi="Times New Roman" w:cs="Times New Roman"/>
+        </w:rPr>
+        <w:t>2</w:t>
+      </w:r>
+      <w:r>
+        <w:rPr>
+          <w:rFonts w:ascii="Times New Roman" w:eastAsia="华文宋体" w:hAnsi="Times New Roman" w:cs="Times New Roman"/>
+        </w:rPr>
+        <w:t>.</w:t>
+      </w:r>
     </w:p>
     <w:p>
       <w:pPr>
@@ -717,12 +765,6 @@
         <w:spacing w:afterLines="50" w:after="156"/>
         <w:rPr>
           <w:rFonts w:ascii="Times New Roman" w:eastAsia="华文宋体" w:hAnsi="Times New Roman" w:cs="Times New Roman"/>
-          <w:rPrChange w:id="3" w:author="berks" w:date="2026-04-04T20:53:00Z">
-            <w:rPr>
-              <w:rFonts w:ascii="Times New Roman" w:eastAsia="华文宋体" w:hAnsi="Times New Roman" w:cs="Times New Roman"/>
-              <w:b/>
-            </w:rPr>
-          </w:rPrChange>
         </w:rPr>
       </w:pPr>
       <w:r>
@@ -735,24 +777,12 @@
       <w:r>
         <w:rPr>
           <w:rFonts w:ascii="Times New Roman" w:eastAsia="华文宋体" w:hAnsi="Times New Roman" w:cs="Times New Roman"/>
-          <w:rPrChange w:id="4" w:author="berks" w:date="2026-04-04T20:55:00Z">
-            <w:rPr>
-              <w:rFonts w:ascii="Times New Roman" w:eastAsia="华文宋体" w:hAnsi="Times New Roman" w:cs="Times New Roman"/>
-              <w:b/>
-            </w:rPr>
-          </w:rPrChange>
-        </w:rPr>
-        <w:t xml:space="preserve"> </w:t>
-      </w:r>
-      <w:r>
-        <w:rPr>
-          <w:rFonts w:ascii="Times New Roman" w:eastAsia="华文宋体" w:hAnsi="Times New Roman" w:cs="Times New Roman"/>
-          <w:rPrChange w:id="5" w:author="berks" w:date="2026-04-04T20:55:00Z">
-            <w:rPr>
-              <w:rFonts w:ascii="Times New Roman" w:eastAsia="华文宋体" w:hAnsi="Times New Roman" w:cs="Times New Roman"/>
-              <w:b/>
-            </w:rPr>
-          </w:rPrChange>
+        </w:rPr>
+        <w:t xml:space="preserve"> </w:t>
+      </w:r>
+      <w:r>
+        <w:rPr>
+          <w:rFonts w:ascii="Times New Roman" w:eastAsia="华文宋体" w:hAnsi="Times New Roman" w:cs="Times New Roman"/>
         </w:rPr>
         <w:t xml:space="preserve">In this work, </w:t>
       </w:r>
@@ -765,12 +795,6 @@
       <w:r>
         <w:rPr>
           <w:rFonts w:ascii="Times New Roman" w:eastAsia="华文宋体" w:hAnsi="Times New Roman" w:cs="Times New Roman"/>
-          <w:rPrChange w:id="6" w:author="berks" w:date="2026-04-04T20:53:00Z">
-            <w:rPr>
-              <w:rFonts w:ascii="Times New Roman" w:eastAsia="华文宋体" w:hAnsi="Times New Roman" w:cs="Times New Roman"/>
-              <w:b/>
-            </w:rPr>
-          </w:rPrChange>
         </w:rPr>
         <w:t xml:space="preserve">he bias </w:t>
       </w:r>
@@ -783,12 +807,6 @@
       <w:r>
         <w:rPr>
           <w:rFonts w:ascii="Times New Roman" w:eastAsia="华文宋体" w:hAnsi="Times New Roman" w:cs="Times New Roman"/>
-          <w:rPrChange w:id="7" w:author="berks" w:date="2026-04-04T20:53:00Z">
-            <w:rPr>
-              <w:rFonts w:ascii="Times New Roman" w:eastAsia="华文宋体" w:hAnsi="Times New Roman" w:cs="Times New Roman"/>
-              <w:b/>
-            </w:rPr>
-          </w:rPrChange>
         </w:rPr>
         <w:t xml:space="preserve">field does not </w:t>
       </w:r>
@@ -801,12 +819,6 @@
       <w:r>
         <w:rPr>
           <w:rFonts w:ascii="Times New Roman" w:eastAsia="华文宋体" w:hAnsi="Times New Roman" w:cs="Times New Roman"/>
-          <w:rPrChange w:id="8" w:author="berks" w:date="2026-04-04T20:53:00Z">
-            <w:rPr>
-              <w:rFonts w:ascii="Times New Roman" w:eastAsia="华文宋体" w:hAnsi="Times New Roman" w:cs="Times New Roman"/>
-              <w:b/>
-            </w:rPr>
-          </w:rPrChange>
         </w:rPr>
         <w:t xml:space="preserve"> </w:t>
       </w:r>
@@ -819,12 +831,6 @@
       <w:r>
         <w:rPr>
           <w:rFonts w:ascii="Times New Roman" w:eastAsia="华文宋体" w:hAnsi="Times New Roman" w:cs="Times New Roman"/>
-          <w:rPrChange w:id="9" w:author="berks" w:date="2026-04-04T20:53:00Z">
-            <w:rPr>
-              <w:rFonts w:ascii="Times New Roman" w:eastAsia="华文宋体" w:hAnsi="Times New Roman" w:cs="Times New Roman"/>
-              <w:b/>
-            </w:rPr>
-          </w:rPrChange>
         </w:rPr>
         <w:t xml:space="preserve"> absolute energy resolution </w:t>
       </w:r>
@@ -842,11 +848,6 @@
         <w:rPr>
           <w:rFonts w:ascii="Times New Roman" w:eastAsia="华文宋体" w:hAnsi="Times New Roman" w:cs="Times New Roman"/>
         </w:rPr>
-        <w:pPrChange w:id="10" w:author="berks" w:date="2026-04-04T20:55:00Z">
-          <w:pPr>
-            <w:spacing w:afterLines="50" w:after="156"/>
-          </w:pPr>
-        </w:pPrChange>
       </w:pPr>
       <w:r>
         <w:rPr>
@@ -888,11 +889,6 @@
         <w:rPr>
           <w:rFonts w:ascii="Times New Roman" w:eastAsia="华文宋体" w:hAnsi="Times New Roman" w:cs="Times New Roman"/>
           <w:vertAlign w:val="superscript"/>
-          <w:rPrChange w:id="11" w:author="berks" w:date="2026-04-04T20:35:00Z">
-            <w:rPr>
-              <w:rFonts w:ascii="Times New Roman" w:eastAsia="华文宋体" w:hAnsi="Times New Roman" w:cs="Times New Roman"/>
-            </w:rPr>
-          </w:rPrChange>
         </w:rPr>
         <w:t>171</w:t>
       </w:r>
@@ -1019,11 +1015,6 @@
         <w:rPr>
           <w:rFonts w:ascii="Times New Roman" w:eastAsia="华文宋体" w:hAnsi="Times New Roman" w:cs="Times New Roman"/>
         </w:rPr>
-        <w:pPrChange w:id="12" w:author="berks" w:date="2026-04-04T20:55:00Z">
-          <w:pPr>
-            <w:spacing w:afterLines="50" w:after="156"/>
-          </w:pPr>
-        </w:pPrChange>
       </w:pPr>
       <w:r>
         <w:rPr>
@@ -1422,22 +1413,102 @@
         </w:rPr>
         <w:t>answer to Q3.</w:t>
       </w:r>
-    </w:p>
-    <w:p>
-      <w:pPr>
-        <w:spacing w:afterLines="50" w:after="156"/>
-        <w:rPr>
-          <w:rFonts w:ascii="Times New Roman" w:eastAsia="华文宋体" w:hAnsi="Times New Roman" w:cs="Times New Roman"/>
-        </w:rPr>
-      </w:pPr>
-      <w:ins w:id="13" w:author="唐延宇" w:date="2026-04-05T21:34:00Z">
-        <w:r>
-          <w:rPr>
-            <w:rFonts w:ascii="Times New Roman" w:eastAsia="华文宋体" w:hAnsi="Times New Roman" w:cs="Times New Roman" w:hint="eastAsia"/>
-          </w:rPr>
-          <w:t>加一句灵敏度受限于</w:t>
-        </w:r>
-      </w:ins>
+      <w:r>
+        <w:rPr>
+          <w:rFonts w:ascii="Times New Roman" w:eastAsia="华文宋体" w:hAnsi="Times New Roman" w:cs="Times New Roman"/>
+        </w:rPr>
+        <w:t xml:space="preserve"> We have a</w:t>
+      </w:r>
+      <w:r>
+        <w:rPr>
+          <w:rFonts w:ascii="Times New Roman" w:eastAsia="华文宋体" w:hAnsi="Times New Roman" w:cs="Times New Roman"/>
+        </w:rPr>
+        <w:t>dd</w:t>
+      </w:r>
+      <w:r>
+        <w:rPr>
+          <w:rFonts w:ascii="Times New Roman" w:eastAsia="华文宋体" w:hAnsi="Times New Roman" w:cs="Times New Roman"/>
+        </w:rPr>
+        <w:t>ed</w:t>
+      </w:r>
+      <w:r>
+        <w:rPr>
+          <w:rFonts w:ascii="Times New Roman" w:eastAsia="华文宋体" w:hAnsi="Times New Roman" w:cs="Times New Roman"/>
+        </w:rPr>
+        <w:t xml:space="preserve"> details </w:t>
+      </w:r>
+      <w:r>
+        <w:rPr>
+          <w:rFonts w:ascii="Times New Roman" w:eastAsia="华文宋体" w:hAnsi="Times New Roman" w:cs="Times New Roman"/>
+        </w:rPr>
+        <w:t>in</w:t>
+      </w:r>
+      <w:r>
+        <w:rPr>
+          <w:rFonts w:ascii="Times New Roman" w:eastAsia="华文宋体" w:hAnsi="Times New Roman" w:cs="Times New Roman"/>
+        </w:rPr>
+        <w:t xml:space="preserve"> the “</w:t>
+      </w:r>
+      <w:r>
+        <w:rPr>
+          <w:rFonts w:ascii="Times New Roman" w:eastAsia="华文宋体" w:hAnsi="Times New Roman" w:cs="Times New Roman"/>
+        </w:rPr>
+        <w:t>Realization of cold-atom comagnetometer</w:t>
+      </w:r>
+      <w:r>
+        <w:rPr>
+          <w:rFonts w:ascii="Times New Roman" w:eastAsia="华文宋体" w:hAnsi="Times New Roman" w:cs="Times New Roman"/>
+        </w:rPr>
+        <w:t>”</w:t>
+      </w:r>
+      <w:r>
+        <w:rPr>
+          <w:rFonts w:ascii="Times New Roman" w:eastAsia="华文宋体" w:hAnsi="Times New Roman" w:cs="Times New Roman"/>
+        </w:rPr>
+        <w:t xml:space="preserve"> section of the </w:t>
+      </w:r>
+      <w:r>
+        <w:rPr>
+          <w:rFonts w:ascii="Times New Roman" w:eastAsia="华文宋体" w:hAnsi="Times New Roman" w:cs="Times New Roman"/>
+        </w:rPr>
+        <w:t>m</w:t>
+      </w:r>
+      <w:r>
+        <w:rPr>
+          <w:rFonts w:ascii="Times New Roman" w:eastAsia="华文宋体" w:hAnsi="Times New Roman" w:cs="Times New Roman"/>
+        </w:rPr>
+        <w:t xml:space="preserve">ain </w:t>
+      </w:r>
+      <w:r>
+        <w:rPr>
+          <w:rFonts w:ascii="Times New Roman" w:eastAsia="华文宋体" w:hAnsi="Times New Roman" w:cs="Times New Roman"/>
+        </w:rPr>
+        <w:t>t</w:t>
+      </w:r>
+      <w:r>
+        <w:rPr>
+          <w:rFonts w:ascii="Times New Roman" w:eastAsia="华文宋体" w:hAnsi="Times New Roman" w:cs="Times New Roman"/>
+        </w:rPr>
+        <w:t>ext</w:t>
+      </w:r>
+      <w:r>
+        <w:rPr>
+          <w:rFonts w:ascii="Times New Roman" w:eastAsia="华文宋体" w:hAnsi="Times New Roman" w:cs="Times New Roman"/>
+        </w:rPr>
+        <w:t xml:space="preserve"> on page </w:t>
+      </w:r>
+      <w:r>
+        <w:rPr>
+          <w:rFonts w:ascii="Times New Roman" w:eastAsia="华文宋体" w:hAnsi="Times New Roman" w:cs="Times New Roman"/>
+        </w:rPr>
+        <w:t>5</w:t>
+      </w:r>
+      <w:r>
+        <w:rPr>
+          <w:rFonts w:ascii="Times New Roman" w:eastAsia="华文宋体" w:hAnsi="Times New Roman" w:cs="Times New Roman"/>
+        </w:rPr>
+        <w:t>.</w:t>
+      </w:r>
     </w:p>
     <w:p>
       <w:pPr>
@@ -1593,50 +1664,56 @@
         <w:rPr>
           <w:rFonts w:ascii="Times New Roman" w:eastAsia="华文宋体" w:hAnsi="Times New Roman" w:cs="Times New Roman" w:hint="eastAsia"/>
         </w:rPr>
+        <w:t>B</w:t>
+      </w:r>
+      <w:r>
+        <w:rPr>
+          <w:rFonts w:ascii="Times New Roman" w:eastAsia="华文宋体" w:hAnsi="Times New Roman" w:cs="Times New Roman"/>
+        </w:rPr>
+        <w:t>y t</w:t>
+      </w:r>
+      <w:r>
+        <w:rPr>
+          <w:rFonts w:ascii="Times New Roman" w:eastAsia="华文宋体" w:hAnsi="Times New Roman" w:cs="Times New Roman"/>
+        </w:rPr>
+        <w:t>aking a linear combination of the</w:t>
+      </w:r>
+      <w:r>
+        <w:rPr>
+          <w:rFonts w:ascii="Times New Roman" w:eastAsia="华文宋体" w:hAnsi="Times New Roman" w:cs="Times New Roman"/>
+        </w:rPr>
+        <w:t xml:space="preserve"> precession signals from these two levels</w:t>
+      </w:r>
+      <w:r>
+        <w:rPr>
+          <w:rFonts w:ascii="Times New Roman" w:eastAsia="华文宋体" w:hAnsi="Times New Roman" w:cs="Times New Roman"/>
+        </w:rPr>
+        <w:t xml:space="preserve"> that</w:t>
+      </w:r>
+      <w:r>
+        <w:rPr>
+          <w:rFonts w:ascii="Times New Roman" w:eastAsia="华文宋体" w:hAnsi="Times New Roman" w:cs="Times New Roman"/>
+        </w:rPr>
+        <w:t xml:space="preserve"> </w:t>
+      </w:r>
+      <w:r>
+        <w:rPr>
+          <w:rFonts w:ascii="Times New Roman" w:eastAsia="华文宋体" w:hAnsi="Times New Roman" w:cs="Times New Roman"/>
+        </w:rPr>
+        <w:t xml:space="preserve">cancels </w:t>
+      </w:r>
+      <w:r>
+        <w:rPr>
+          <w:rFonts w:ascii="Times New Roman" w:eastAsia="华文宋体" w:hAnsi="Times New Roman" w:cs="Times New Roman"/>
+        </w:rPr>
+        <w:t>common-</w:t>
+      </w:r>
+      <w:r>
+        <w:rPr>
+          <w:rFonts w:ascii="Times New Roman" w:eastAsia="华文宋体" w:hAnsi="Times New Roman" w:cs="Times New Roman"/>
+        </w:rPr>
         <w:lastRenderedPageBreak/>
-        <w:t>B</w:t>
-      </w:r>
-      <w:r>
-        <w:rPr>
-          <w:rFonts w:ascii="Times New Roman" w:eastAsia="华文宋体" w:hAnsi="Times New Roman" w:cs="Times New Roman"/>
-        </w:rPr>
-        <w:t>y t</w:t>
-      </w:r>
-      <w:r>
-        <w:rPr>
-          <w:rFonts w:ascii="Times New Roman" w:eastAsia="华文宋体" w:hAnsi="Times New Roman" w:cs="Times New Roman"/>
-        </w:rPr>
-        <w:t>aking a linear combination of the</w:t>
-      </w:r>
-      <w:r>
-        <w:rPr>
-          <w:rFonts w:ascii="Times New Roman" w:eastAsia="华文宋体" w:hAnsi="Times New Roman" w:cs="Times New Roman"/>
-        </w:rPr>
-        <w:t xml:space="preserve"> precession signals from these two levels</w:t>
-      </w:r>
-      <w:r>
-        <w:rPr>
-          <w:rFonts w:ascii="Times New Roman" w:eastAsia="华文宋体" w:hAnsi="Times New Roman" w:cs="Times New Roman"/>
-        </w:rPr>
-        <w:t xml:space="preserve"> that</w:t>
-      </w:r>
-      <w:r>
-        <w:rPr>
-          <w:rFonts w:ascii="Times New Roman" w:eastAsia="华文宋体" w:hAnsi="Times New Roman" w:cs="Times New Roman"/>
-        </w:rPr>
-        <w:t xml:space="preserve"> </w:t>
-      </w:r>
-      <w:r>
-        <w:rPr>
-          <w:rFonts w:ascii="Times New Roman" w:eastAsia="华文宋体" w:hAnsi="Times New Roman" w:cs="Times New Roman"/>
-        </w:rPr>
-        <w:t xml:space="preserve">cancels </w:t>
-      </w:r>
-      <w:r>
-        <w:rPr>
-          <w:rFonts w:ascii="Times New Roman" w:eastAsia="华文宋体" w:hAnsi="Times New Roman" w:cs="Times New Roman"/>
-        </w:rPr>
-        <w:t>common-mode electron‑spin magnetic noise, the nuclear</w:t>
+        <w:t>mode electron‑spin magnetic noise, the nuclear</w:t>
       </w:r>
       <w:r>
         <w:rPr>
@@ -2786,12 +2863,6 @@
         <w:rPr>
           <w:rFonts w:ascii="Times New Roman" w:eastAsia="华文宋体" w:hAnsi="Times New Roman" w:cs="Times New Roman"/>
         </w:rPr>
-        <w:t xml:space="preserve"> </w:t>
-      </w:r>
-      <w:r>
-        <w:rPr>
-          <w:rFonts w:ascii="Times New Roman" w:eastAsia="华文宋体" w:hAnsi="Times New Roman" w:cs="Times New Roman"/>
-        </w:rPr>
         <w:t xml:space="preserve">Following </w:t>
       </w:r>
       <w:r>
@@ -3627,14 +3698,7 @@
         <w:rPr>
           <w:rFonts w:ascii="Times New Roman" w:eastAsia="华文宋体" w:hAnsi="Times New Roman" w:cs="Times New Roman"/>
         </w:rPr>
-        <w:t xml:space="preserve">only for </w:t>
-      </w:r>
-      <w:r>
-        <w:rPr>
-          <w:rFonts w:ascii="Times New Roman" w:eastAsia="华文宋体" w:hAnsi="Times New Roman" w:cs="Times New Roman"/>
-        </w:rPr>
-        <w:lastRenderedPageBreak/>
-        <w:t>the detection of atoms in the</w:t>
+        <w:t>only for the detection of atoms in the</w:t>
       </w:r>
       <w:r>
         <w:rPr>
@@ -3805,7 +3869,14 @@
         <w:rPr>
           <w:rFonts w:ascii="Times New Roman" w:eastAsia="华文宋体" w:hAnsi="Times New Roman" w:cs="Times New Roman"/>
         </w:rPr>
-        <w:t>absent from</w:t>
+        <w:t xml:space="preserve">absent </w:t>
+      </w:r>
+      <w:r>
+        <w:rPr>
+          <w:rFonts w:ascii="Times New Roman" w:eastAsia="华文宋体" w:hAnsi="Times New Roman" w:cs="Times New Roman"/>
+        </w:rPr>
+        <w:lastRenderedPageBreak/>
+        <w:t>from</w:t>
       </w:r>
       <w:r>
         <w:rPr>
@@ -5684,6 +5755,7 @@
           <w:rFonts w:ascii="Times New Roman" w:hAnsi="Times New Roman" w:cs="Times New Roman"/>
           <w:color w:val="C00000"/>
         </w:rPr>
+        <w:lastRenderedPageBreak/>
         <w:t>#R3</w:t>
       </w:r>
     </w:p>
@@ -6606,7 +6678,6 @@
               <w:rPr>
                 <w:rFonts w:ascii="Times New Roman" w:eastAsia="华文宋体" w:hAnsi="Times New Roman" w:cs="Times New Roman"/>
               </w:rPr>
-              <w:lastRenderedPageBreak/>
               <w:t xml:space="preserve">Fig. </w:t>
             </w:r>
             <w:r>
@@ -6657,6 +6728,7 @@
               <w:rPr>
                 <w:rFonts w:ascii="Times New Roman" w:eastAsia="华文宋体" w:hAnsi="Times New Roman" w:cs="Times New Roman"/>
               </w:rPr>
+              <w:lastRenderedPageBreak/>
               <w:t xml:space="preserve">Fig. </w:t>
             </w:r>
             <w:r>
@@ -8323,7 +8395,6 @@
         <w:rPr>
           <w:rFonts w:ascii="Times New Roman" w:eastAsia="华文宋体" w:hAnsi="Times New Roman" w:cs="Times New Roman"/>
         </w:rPr>
-        <w:lastRenderedPageBreak/>
         <w:t>time of 30 days (~</w:t>
       </w:r>
       <w:r>
@@ -8453,7 +8524,14 @@
         <w:rPr>
           <w:rFonts w:ascii="Times New Roman" w:eastAsia="华文宋体" w:hAnsi="Times New Roman" w:cs="Times New Roman"/>
         </w:rPr>
-        <w:t xml:space="preserve"> would improve by three orders of magnitude over the previous best limit (Guigue, M. et al., 2015 [36]).</w:t>
+        <w:t xml:space="preserve"> would improve </w:t>
+      </w:r>
+      <w:r>
+        <w:rPr>
+          <w:rFonts w:ascii="Times New Roman" w:eastAsia="华文宋体" w:hAnsi="Times New Roman" w:cs="Times New Roman"/>
+        </w:rPr>
+        <w:lastRenderedPageBreak/>
+        <w:t>by three orders of magnitude over the previous best limit (Guigue, M. et al., 2015 [36]).</w:t>
       </w:r>
       <w:r>
         <w:rPr>
@@ -8946,7 +9024,7 @@
         <w:pStyle w:val="a3"/>
         <w:snapToGrid w:val="0"/>
         <w:rPr>
-          <w:ins w:id="14" w:author="berks" w:date="2026-04-05T10:25:00Z"/>
+          <w:ins w:id="1" w:author="berks" w:date="2026-04-05T10:25:00Z"/>
           <w:rFonts w:ascii="Times New Roman" w:hAnsi="Times New Roman" w:cs="Times New Roman"/>
         </w:rPr>
       </w:pPr>
@@ -9019,7 +9097,7 @@
         <w:pStyle w:val="a3"/>
         <w:snapToGrid w:val="0"/>
         <w:rPr>
-          <w:ins w:id="15" w:author="berks" w:date="2026-04-05T10:25:00Z"/>
+          <w:ins w:id="2" w:author="berks" w:date="2026-04-05T10:25:00Z"/>
           <w:rFonts w:ascii="Times New Roman" w:hAnsi="Times New Roman" w:cs="Times New Roman"/>
         </w:rPr>
       </w:pPr>
@@ -9157,7 +9235,7 @@
         </w:rPr>
         <w:t>: Feng, Y.-K.</w:t>
       </w:r>
-      <w:ins w:id="16" w:author="berks" w:date="2026-04-05T10:25:00Z">
+      <w:ins w:id="3" w:author="berks" w:date="2026-04-05T10:25:00Z">
         <w:r>
           <w:rPr>
             <w:rFonts w:ascii="Times New Roman" w:hAnsi="Times New Roman" w:cs="Times New Roman"/>
@@ -9201,7 +9279,7 @@
         <w:pStyle w:val="a3"/>
         <w:snapToGrid w:val="0"/>
         <w:rPr>
-          <w:ins w:id="17" w:author="berks" w:date="2026-04-05T10:25:00Z"/>
+          <w:ins w:id="4" w:author="berks" w:date="2026-04-05T10:25:00Z"/>
           <w:rFonts w:ascii="Times New Roman" w:hAnsi="Times New Roman" w:cs="Times New Roman"/>
         </w:rPr>
       </w:pPr>
@@ -9377,7 +9455,7 @@
         <w:pStyle w:val="a3"/>
         <w:snapToGrid w:val="0"/>
         <w:rPr>
-          <w:ins w:id="18" w:author="berks" w:date="2026-04-05T10:25:00Z"/>
+          <w:ins w:id="5" w:author="berks" w:date="2026-04-05T10:25:00Z"/>
           <w:rFonts w:ascii="Times New Roman" w:hAnsi="Times New Roman" w:cs="Times New Roman"/>
         </w:rPr>
       </w:pPr>
@@ -9612,8 +9690,6 @@
           <w:rFonts w:ascii="Times New Roman" w:eastAsia="华文宋体" w:hAnsi="Times New Roman" w:cs="Times New Roman"/>
         </w:rPr>
       </w:pPr>
-      <w:bookmarkStart w:id="19" w:name="_GoBack"/>
-      <w:bookmarkEnd w:id="19"/>
     </w:p>
     <w:p>
       <w:pPr>
@@ -9755,24 +9831,16 @@
         <w:rPr>
           <w:rFonts w:ascii="Times New Roman" w:eastAsia="华文宋体" w:hAnsi="Times New Roman" w:cs="Times New Roman"/>
         </w:rPr>
-        <w:t>Yes.</w:t>
-      </w:r>
-      <w:commentRangeStart w:id="20"/>
-      <w:r>
-        <w:rPr>
-          <w:rFonts w:ascii="Times New Roman" w:eastAsia="华文宋体" w:hAnsi="Times New Roman" w:cs="Times New Roman"/>
-        </w:rPr>
-        <w:t xml:space="preserve"> The Larmor-frequency ratio is affected differently depending on the relative strength between the magnetic field and the tensor field.</w:t>
-      </w:r>
-      <w:commentRangeEnd w:id="20"/>
-      <w:r>
-        <w:rPr>
-          <w:rStyle w:val="af0"/>
-          <w:rFonts w:ascii="Times New Roman" w:eastAsia="华文宋体" w:hAnsi="Times New Roman" w:cs="Times New Roman"/>
-          <w:szCs w:val="22"/>
-        </w:rPr>
-        <w:commentReference w:id="20"/>
-      </w:r>
+        <w:t xml:space="preserve">Yes. </w:t>
+      </w:r>
+      <w:r>
+        <w:rPr>
+          <w:rFonts w:ascii="Times New Roman" w:eastAsia="华文宋体" w:hAnsi="Times New Roman" w:cs="Times New Roman"/>
+        </w:rPr>
+        <w:t>For clarity, the description “novel systematic effect stemming from the interplay between Zeeman and tensor light shifts” in the main text has been changed to “misalignment between the tensor light shift and the bias magnetic field.”</w:t>
+      </w:r>
+      <w:bookmarkStart w:id="6" w:name="_GoBack"/>
+      <w:bookmarkEnd w:id="6"/>
     </w:p>
     <w:p>
       <w:pPr>
@@ -9781,38 +9849,6 @@
           <w:rFonts w:ascii="Times New Roman" w:eastAsia="华文宋体" w:hAnsi="Times New Roman" w:cs="Times New Roman"/>
         </w:rPr>
       </w:pPr>
-      <w:ins w:id="21" w:author="唐延宇" w:date="2026-04-05T21:51:00Z">
-        <w:r>
-          <w:rPr>
-            <w:rFonts w:ascii="Times New Roman" w:eastAsia="华文宋体" w:hAnsi="Times New Roman" w:cs="Times New Roman" w:hint="eastAsia"/>
-          </w:rPr>
-          <w:t>我们增加了</w:t>
-        </w:r>
-        <w:r>
-          <w:rPr>
-            <w:rFonts w:ascii="Times New Roman" w:eastAsia="华文宋体" w:hAnsi="Times New Roman" w:cs="Times New Roman" w:hint="eastAsia"/>
-          </w:rPr>
-          <w:t>AOC</w:t>
-        </w:r>
-        <w:r>
-          <w:rPr>
-            <w:rFonts w:ascii="Times New Roman" w:eastAsia="华文宋体" w:hAnsi="Times New Roman" w:cs="Times New Roman" w:hint="eastAsia"/>
-          </w:rPr>
-          <w:t>。。。磁场跟</w:t>
-        </w:r>
-        <w:r>
-          <w:rPr>
-            <w:rFonts w:ascii="Times New Roman" w:eastAsia="华文宋体" w:hAnsi="Times New Roman" w:cs="Times New Roman" w:hint="eastAsia"/>
-          </w:rPr>
-          <w:t>tensor</w:t>
-        </w:r>
-        <w:r>
-          <w:rPr>
-            <w:rFonts w:ascii="Times New Roman" w:eastAsia="华文宋体" w:hAnsi="Times New Roman" w:cs="Times New Roman" w:hint="eastAsia"/>
-          </w:rPr>
-          <w:t>共同作用</w:t>
-        </w:r>
-      </w:ins>
     </w:p>
     <w:sectPr>
       <w:pgSz w:w="11906" w:h="16838"/>
@@ -9822,56 +9858,6 @@
     </w:sectPr>
   </w:body>
 </w:document>
-</file>
-
-<file path=word/comments.xml><?xml version="1.0" encoding="utf-8"?>
-<w:comments xmlns:wpc="http://schemas.microsoft.com/office/word/2010/wordprocessingCanvas" xmlns:cx="http://schemas.microsoft.com/office/drawing/2014/chartex" xmlns:cx1="http://schemas.microsoft.com/office/drawing/2015/9/8/chartex" xmlns:cx2="http://schemas.microsoft.com/office/drawing/2015/10/21/chartex" xmlns:cx3="http://schemas.microsoft.com/office/drawing/2016/5/9/chartex" xmlns:cx4="http://schemas.microsoft.com/office/drawing/2016/5/10/chartex" xmlns:cx5="http://schemas.microsoft.com/office/drawing/2016/5/11/chartex" xmlns:cx6="http://schemas.microsoft.com/office/drawing/2016/5/12/chartex" xmlns:cx7="http://schemas.microsoft.com/office/drawing/2016/5/13/chartex" xmlns:cx8="http://schemas.microsoft.com/office/drawing/2016/5/14/chartex" xmlns:mc="http://schemas.openxmlformats.org/markup-compatibility/2006" xmlns:aink="http://schemas.microsoft.com/office/drawing/2016/ink" xmlns:am3d="http://schemas.microsoft.com/office/drawing/2017/model3d" xmlns:o="urn:schemas-microsoft-com:office:office" xmlns:r="http://schemas.openxmlformats.org/officeDocument/2006/relationships" xmlns:m="http://schemas.openxmlformats.org/officeDocument/2006/math" xmlns:v="urn:schemas-microsoft-com:vml" xmlns:wp14="http://schemas.microsoft.com/office/word/2010/wordprocessingDrawing" xmlns:wp="http://schemas.openxmlformats.org/drawingml/2006/wordprocessingDrawing" xmlns:w10="urn:schemas-microsoft-com:office:word" xmlns:w="http://schemas.openxmlformats.org/wordprocessingml/2006/main" xmlns:w14="http://schemas.microsoft.com/office/word/2010/wordml" xmlns:w15="http://schemas.microsoft.com/office/word/2012/wordml" xmlns:w16cid="http://schemas.microsoft.com/office/word/2016/wordml/cid" xmlns:w16se="http://schemas.microsoft.com/office/word/2015/wordml/symex" xmlns:wpg="http://schemas.microsoft.com/office/word/2010/wordprocessingGroup" xmlns:wpi="http://schemas.microsoft.com/office/word/2010/wordprocessingInk" xmlns:wne="http://schemas.microsoft.com/office/word/2006/wordml" xmlns:wps="http://schemas.microsoft.com/office/word/2010/wordprocessingShape" mc:Ignorable="w14 w15 w16se w16cid wp14">
-  <w:comment w:id="20" w:author="berks" w:date="2026-04-05T10:41:00Z" w:initials="b">
-    <w:p>
-      <w:pPr>
-        <w:pStyle w:val="a4"/>
-      </w:pPr>
-      <w:r>
-        <w:rPr>
-          <w:rStyle w:val="af0"/>
-        </w:rPr>
-        <w:annotationRef/>
-      </w:r>
-      <w:r>
-        <w:rPr>
-          <w:rFonts w:hint="eastAsia"/>
-        </w:rPr>
-        <w:t>既然referee觉得不清楚，我们就要</w:t>
-      </w:r>
-      <w:proofErr w:type="gramStart"/>
-      <w:r>
-        <w:rPr>
-          <w:rFonts w:hint="eastAsia"/>
-        </w:rPr>
-        <w:t>略微做</w:t>
-      </w:r>
-      <w:proofErr w:type="gramEnd"/>
-      <w:r>
-        <w:rPr>
-          <w:rFonts w:hint="eastAsia"/>
-        </w:rPr>
-        <w:t>一些改动，讲清楚一些。</w:t>
-      </w:r>
-    </w:p>
-  </w:comment>
-</w:comments>
-</file>
-
-<file path=word/commentsExtended.xml><?xml version="1.0" encoding="utf-8"?>
-<w15:commentsEx xmlns:wpc="http://schemas.microsoft.com/office/word/2010/wordprocessingCanvas" xmlns:cx="http://schemas.microsoft.com/office/drawing/2014/chartex" xmlns:cx1="http://schemas.microsoft.com/office/drawing/2015/9/8/chartex" xmlns:cx2="http://schemas.microsoft.com/office/drawing/2015/10/21/chartex" xmlns:cx3="http://schemas.microsoft.com/office/drawing/2016/5/9/chartex" xmlns:cx4="http://schemas.microsoft.com/office/drawing/2016/5/10/chartex" xmlns:cx5="http://schemas.microsoft.com/office/drawing/2016/5/11/chartex" xmlns:cx6="http://schemas.microsoft.com/office/drawing/2016/5/12/chartex" xmlns:cx7="http://schemas.microsoft.com/office/drawing/2016/5/13/chartex" xmlns:cx8="http://schemas.microsoft.com/office/drawing/2016/5/14/chartex" xmlns:mc="http://schemas.openxmlformats.org/markup-compatibility/2006" xmlns:aink="http://schemas.microsoft.com/office/drawing/2016/ink" xmlns:am3d="http://schemas.microsoft.com/office/drawing/2017/model3d" xmlns:o="urn:schemas-microsoft-com:office:office" xmlns:r="http://schemas.openxmlformats.org/officeDocument/2006/relationships" xmlns:m="http://schemas.openxmlformats.org/officeDocument/2006/math" xmlns:v="urn:schemas-microsoft-com:vml" xmlns:wp14="http://schemas.microsoft.com/office/word/2010/wordprocessingDrawing" xmlns:wp="http://schemas.openxmlformats.org/drawingml/2006/wordprocessingDrawing" xmlns:w10="urn:schemas-microsoft-com:office:word" xmlns:w="http://schemas.openxmlformats.org/wordprocessingml/2006/main" xmlns:w14="http://schemas.microsoft.com/office/word/2010/wordml" xmlns:w15="http://schemas.microsoft.com/office/word/2012/wordml" xmlns:w16cid="http://schemas.microsoft.com/office/word/2016/wordml/cid" xmlns:w16se="http://schemas.microsoft.com/office/word/2015/wordml/symex" xmlns:wpg="http://schemas.microsoft.com/office/word/2010/wordprocessingGroup" xmlns:wpi="http://schemas.microsoft.com/office/word/2010/wordprocessingInk" xmlns:wne="http://schemas.microsoft.com/office/word/2006/wordml" xmlns:wps="http://schemas.microsoft.com/office/word/2010/wordprocessingShape" mc:Ignorable="w14 w15 w16se w16cid wp14">
-  <w15:commentEx w15:paraId="6F8D6831" w15:done="0"/>
-</w15:commentsEx>
-</file>
-
-<file path=word/commentsIds.xml><?xml version="1.0" encoding="utf-8"?>
-<w16cid:commentsIds xmlns:wpc="http://schemas.microsoft.com/office/word/2010/wordprocessingCanvas" xmlns:cx="http://schemas.microsoft.com/office/drawing/2014/chartex" xmlns:cx1="http://schemas.microsoft.com/office/drawing/2015/9/8/chartex" xmlns:cx2="http://schemas.microsoft.com/office/drawing/2015/10/21/chartex" xmlns:cx3="http://schemas.microsoft.com/office/drawing/2016/5/9/chartex" xmlns:cx4="http://schemas.microsoft.com/office/drawing/2016/5/10/chartex" xmlns:cx5="http://schemas.microsoft.com/office/drawing/2016/5/11/chartex" xmlns:cx6="http://schemas.microsoft.com/office/drawing/2016/5/12/chartex" xmlns:cx7="http://schemas.microsoft.com/office/drawing/2016/5/13/chartex" xmlns:cx8="http://schemas.microsoft.com/office/drawing/2016/5/14/chartex" xmlns:mc="http://schemas.openxmlformats.org/markup-compatibility/2006" xmlns:aink="http://schemas.microsoft.com/office/drawing/2016/ink" xmlns:am3d="http://schemas.microsoft.com/office/drawing/2017/model3d" xmlns:o="urn:schemas-microsoft-com:office:office" xmlns:r="http://schemas.openxmlformats.org/officeDocument/2006/relationships" xmlns:m="http://schemas.openxmlformats.org/officeDocument/2006/math" xmlns:v="urn:schemas-microsoft-com:vml" xmlns:wp14="http://schemas.microsoft.com/office/word/2010/wordprocessingDrawing" xmlns:wp="http://schemas.openxmlformats.org/drawingml/2006/wordprocessingDrawing" xmlns:w10="urn:schemas-microsoft-com:office:word" xmlns:w="http://schemas.openxmlformats.org/wordprocessingml/2006/main" xmlns:w14="http://schemas.microsoft.com/office/word/2010/wordml" xmlns:w15="http://schemas.microsoft.com/office/word/2012/wordml" xmlns:w16cid="http://schemas.microsoft.com/office/word/2016/wordml/cid" xmlns:w16se="http://schemas.microsoft.com/office/word/2015/wordml/symex" xmlns:wpg="http://schemas.microsoft.com/office/word/2010/wordprocessingGroup" xmlns:wpi="http://schemas.microsoft.com/office/word/2010/wordprocessingInk" xmlns:wne="http://schemas.microsoft.com/office/word/2006/wordml" xmlns:wps="http://schemas.microsoft.com/office/word/2010/wordprocessingShape" mc:Ignorable="w14 w15 w16se w16cid wp14">
-  <w16cid:commentId w16cid:paraId="6F8D6831" w16cid:durableId="2D7CBADA"/>
-</w16cid:commentsIds>
 </file>
 
 <file path=word/people.xml><?xml version="1.0" encoding="utf-8"?>
@@ -10842,7 +10828,7 @@
 </file>
 
 <file path=customXml/itemProps1.xml><?xml version="1.0" encoding="utf-8"?>
-<ds:datastoreItem xmlns:ds="http://schemas.openxmlformats.org/officeDocument/2006/customXml" ds:itemID="{9C10F2C6-4967-415F-A392-C6E7F7C5D2E9}">
+<ds:datastoreItem xmlns:ds="http://schemas.openxmlformats.org/officeDocument/2006/customXml" ds:itemID="{99209F1B-C934-4950-A411-E46DD415521D}">
   <ds:schemaRefs>
     <ds:schemaRef ds:uri="http://schemas.openxmlformats.org/officeDocument/2006/bibliography"/>
   </ds:schemaRefs>
